--- a/Coding 1 - year/Unit 6 - Debugging and Documentation/Daily Lesson Plans/Word/Day 136.docx
+++ b/Coding 1 - year/Unit 6 - Debugging and Documentation/Daily Lesson Plans/Word/Day 136.docx
@@ -50,12 +50,15 @@
               </w:rPr>
               <w:t xml:space="preserve">Coding I — Full Year</w:t>
             </w:r>
-          </w:p>
-          <w:p>
-            <w:pPr>
-              <w:spacing w:before="40"/>
-              <w:jc w:val="center"/>
-            </w:pPr>
+            <w:r>
+              <w:rPr>
+                <w:rFonts w:ascii="Arial" w:cs="Arial" w:eastAsia="Arial" w:hAnsi="Arial"/>
+                <w:sz w:val="16"/>
+                <w:szCs w:val="16"/>
+              </w:rPr>
+              <w:br/>
+              <w:t xml:space="preserve"/>
+            </w:r>
             <w:r>
               <w:rPr>
                 <w:rFonts w:ascii="Arial" w:cs="Arial" w:eastAsia="Arial" w:hAnsi="Arial"/>
@@ -83,7 +86,7 @@
           <w:rFonts w:ascii="Arial" w:cs="Arial" w:eastAsia="Arial" w:hAnsi="Arial"/>
           <w:b/>
           <w:bCs/>
-          <w:color w:val="1F3864"/>
+          <w:color w:val="2B5797"/>
           <w:sz w:val="32"/>
           <w:szCs w:val="32"/>
         </w:rPr>
@@ -261,9 +264,9 @@
               <w:right w:val="single" w:color="CCCCCC" w:sz="1"/>
             </w:tcBorders>
             <w:tcMar>
-              <w:top w:type="dxa" w:w="60"/>
+              <w:top w:type="dxa" w:w="80"/>
               <w:left w:type="dxa" w:w="120"/>
-              <w:bottom w:type="dxa" w:w="60"/>
+              <w:bottom w:type="dxa" w:w="80"/>
               <w:right w:type="dxa" w:w="120"/>
             </w:tcMar>
           </w:tcPr>
@@ -290,20 +293,213 @@
               <w:right w:val="single" w:color="CCCCCC" w:sz="1"/>
             </w:tcBorders>
             <w:tcMar>
-              <w:top w:type="dxa" w:w="60"/>
+              <w:top w:type="dxa" w:w="80"/>
               <w:left w:type="dxa" w:w="120"/>
-              <w:bottom w:type="dxa" w:w="60"/>
+              <w:bottom w:type="dxa" w:w="80"/>
               <w:right w:type="dxa" w:w="120"/>
             </w:tcMar>
           </w:tcPr>
           <w:p>
-            <w:r>
-              <w:rPr>
-                <w:rFonts w:ascii="Arial" w:cs="Arial" w:eastAsia="Arial" w:hAnsi="Arial"/>
-                <w:sz w:val="20"/>
-                <w:szCs w:val="20"/>
+            <w:pPr>
+              <w:spacing w:after="80" w:before="80"/>
+            </w:pPr>
+            <w:r>
+              <w:rPr>
+                <w:rFonts w:ascii="Arial" w:cs="Arial" w:eastAsia="Arial" w:hAnsi="Arial"/>
+                <w:b/>
+                <w:bCs/>
+                <w:i w:val="false"/>
+                <w:iCs w:val="false"/>
+                <w:color w:val="000000"/>
+                <w:sz w:val="22"/>
+                <w:szCs w:val="22"/>
               </w:rPr>
               <w:t xml:space="preserve">Bell Ringer / Review</w:t>
+            </w:r>
+            <w:r>
+              <w:rPr>
+                <w:rFonts w:ascii="Arial" w:cs="Arial" w:eastAsia="Arial" w:hAnsi="Arial"/>
+                <w:sz w:val="20"/>
+                <w:szCs w:val="20"/>
+              </w:rPr>
+              <w:br/>
+              <w:t xml:space="preserve"/>
+            </w:r>
+            <w:r>
+              <w:rPr>
+                <w:rFonts w:ascii="Arial" w:cs="Arial" w:eastAsia="Arial" w:hAnsi="Arial"/>
+                <w:sz w:val="20"/>
+                <w:szCs w:val="20"/>
+              </w:rPr>
+              <w:br/>
+              <w:t xml:space="preserve"/>
+            </w:r>
+            <w:r>
+              <w:rPr>
+                <w:rFonts w:ascii="Arial" w:cs="Arial" w:eastAsia="Arial" w:hAnsi="Arial"/>
+                <w:b/>
+                <w:bCs/>
+                <w:i w:val="false"/>
+                <w:iCs w:val="false"/>
+                <w:color w:val="000000"/>
+                <w:sz w:val="20"/>
+                <w:szCs w:val="20"/>
+              </w:rPr>
+              <w:t xml:space="preserve">Quick Write </w:t>
+            </w:r>
+            <w:r>
+              <w:rPr>
+                <w:rFonts w:ascii="Arial" w:cs="Arial" w:eastAsia="Arial" w:hAnsi="Arial"/>
+                <w:b w:val="false"/>
+                <w:bCs w:val="false"/>
+                <w:i w:val="false"/>
+                <w:iCs w:val="false"/>
+                <w:color w:val="000000"/>
+                <w:sz w:val="20"/>
+                <w:szCs w:val="20"/>
+              </w:rPr>
+              <w:t xml:space="preserve">(3 min — written or verbal):</w:t>
+            </w:r>
+            <w:r>
+              <w:rPr>
+                <w:rFonts w:ascii="Arial" w:cs="Arial" w:eastAsia="Arial" w:hAnsi="Arial"/>
+                <w:sz w:val="20"/>
+                <w:szCs w:val="20"/>
+              </w:rPr>
+              <w:br/>
+              <w:t xml:space="preserve"/>
+            </w:r>
+            <w:r>
+              <w:rPr>
+                <w:rFonts w:ascii="Arial" w:cs="Arial" w:eastAsia="Arial" w:hAnsi="Arial"/>
+                <w:b w:val="false"/>
+                <w:bCs w:val="false"/>
+                <w:i w:val="false"/>
+                <w:iCs w:val="false"/>
+                <w:color w:val="000000"/>
+                <w:sz w:val="20"/>
+                <w:szCs w:val="20"/>
+              </w:rPr>
+              <w:t xml:space="preserve">    What do you already know about how to write clear comments, docstrings, and follow naming conventions?</w:t>
+            </w:r>
+            <w:r>
+              <w:rPr>
+                <w:rFonts w:ascii="Arial" w:cs="Arial" w:eastAsia="Arial" w:hAnsi="Arial"/>
+                <w:sz w:val="20"/>
+                <w:szCs w:val="20"/>
+              </w:rPr>
+              <w:br/>
+              <w:t xml:space="preserve"/>
+            </w:r>
+            <w:r>
+              <w:rPr>
+                <w:rFonts w:ascii="Arial" w:cs="Arial" w:eastAsia="Arial" w:hAnsi="Arial"/>
+                <w:sz w:val="20"/>
+                <w:szCs w:val="20"/>
+              </w:rPr>
+              <w:br/>
+              <w:t xml:space="preserve"/>
+            </w:r>
+            <w:r>
+              <w:rPr>
+                <w:rFonts w:ascii="Arial" w:cs="Arial" w:eastAsia="Arial" w:hAnsi="Arial"/>
+                <w:b/>
+                <w:bCs/>
+                <w:i w:val="false"/>
+                <w:iCs w:val="false"/>
+                <w:color w:val="000000"/>
+                <w:sz w:val="20"/>
+                <w:szCs w:val="20"/>
+              </w:rPr>
+              <w:t xml:space="preserve">Vocabulary Preview — </w:t>
+            </w:r>
+            <w:r>
+              <w:rPr>
+                <w:rFonts w:ascii="Arial" w:cs="Arial" w:eastAsia="Arial" w:hAnsi="Arial"/>
+                <w:b w:val="false"/>
+                <w:bCs w:val="false"/>
+                <w:i w:val="false"/>
+                <w:iCs w:val="false"/>
+                <w:color w:val="000000"/>
+                <w:sz w:val="20"/>
+                <w:szCs w:val="20"/>
+              </w:rPr>
+              <w:t xml:space="preserve">terms we'll use today:</w:t>
+            </w:r>
+            <w:r>
+              <w:rPr>
+                <w:rFonts w:ascii="Arial" w:cs="Arial" w:eastAsia="Arial" w:hAnsi="Arial"/>
+                <w:sz w:val="20"/>
+                <w:szCs w:val="20"/>
+              </w:rPr>
+              <w:br/>
+              <w:t xml:space="preserve"/>
+            </w:r>
+            <w:r>
+              <w:rPr>
+                <w:rFonts w:ascii="Arial" w:cs="Arial" w:eastAsia="Arial" w:hAnsi="Arial"/>
+                <w:b w:val="false"/>
+                <w:bCs w:val="false"/>
+                <w:i w:val="false"/>
+                <w:iCs w:val="false"/>
+                <w:color w:val="000000"/>
+                <w:sz w:val="20"/>
+                <w:szCs w:val="20"/>
+              </w:rPr>
+              <w:t xml:space="preserve">    • Documentation   •   Comments   •   Docstrings   •   Naming conventions</w:t>
+            </w:r>
+            <w:r>
+              <w:rPr>
+                <w:rFonts w:ascii="Arial" w:cs="Arial" w:eastAsia="Arial" w:hAnsi="Arial"/>
+                <w:sz w:val="20"/>
+                <w:szCs w:val="20"/>
+              </w:rPr>
+              <w:br/>
+              <w:t xml:space="preserve"/>
+            </w:r>
+            <w:r>
+              <w:rPr>
+                <w:rFonts w:ascii="Arial" w:cs="Arial" w:eastAsia="Arial" w:hAnsi="Arial"/>
+                <w:sz w:val="20"/>
+                <w:szCs w:val="20"/>
+              </w:rPr>
+              <w:br/>
+              <w:t xml:space="preserve"/>
+            </w:r>
+            <w:r>
+              <w:rPr>
+                <w:rFonts w:ascii="Arial" w:cs="Arial" w:eastAsia="Arial" w:hAnsi="Arial"/>
+                <w:b w:val="false"/>
+                <w:bCs w:val="false"/>
+                <w:i/>
+                <w:iCs/>
+                <w:color w:val="444444"/>
+                <w:sz w:val="20"/>
+                <w:szCs w:val="20"/>
+              </w:rPr>
+              <w:t xml:space="preserve">Today's Goal: By the end of class you will be able to write clear comments, docstrings, and follow naming conventions.</w:t>
+            </w:r>
+            <w:r>
+              <w:rPr>
+                <w:rFonts w:ascii="Arial" w:cs="Arial" w:eastAsia="Arial" w:hAnsi="Arial"/>
+                <w:sz w:val="20"/>
+                <w:szCs w:val="20"/>
+              </w:rPr>
+              <w:br/>
+              <w:t xml:space="preserve"/>
+            </w:r>
+            <w:r>
+              <w:rPr>
+                <w:rFonts w:ascii="Arial" w:cs="Arial" w:eastAsia="Arial" w:hAnsi="Arial"/>
+                <w:b w:val="false"/>
+                <w:bCs w:val="false"/>
+                <w:i/>
+                <w:iCs/>
+                <w:color w:val="555555"/>
+                <w:sz w:val="20"/>
+                <w:szCs w:val="20"/>
+              </w:rPr>
+              <w:t xml:space="preserve">→ Pair-share your response, then 2–3 students share with the class.</w:t>
             </w:r>
           </w:p>
         </w:tc>
@@ -319,9 +515,9 @@
               <w:right w:val="single" w:color="CCCCCC" w:sz="1"/>
             </w:tcBorders>
             <w:tcMar>
-              <w:top w:type="dxa" w:w="60"/>
+              <w:top w:type="dxa" w:w="80"/>
               <w:left w:type="dxa" w:w="120"/>
-              <w:bottom w:type="dxa" w:w="60"/>
+              <w:bottom w:type="dxa" w:w="80"/>
               <w:right w:type="dxa" w:w="120"/>
             </w:tcMar>
           </w:tcPr>
@@ -348,20 +544,261 @@
               <w:right w:val="single" w:color="CCCCCC" w:sz="1"/>
             </w:tcBorders>
             <w:tcMar>
-              <w:top w:type="dxa" w:w="60"/>
+              <w:top w:type="dxa" w:w="80"/>
               <w:left w:type="dxa" w:w="120"/>
-              <w:bottom w:type="dxa" w:w="60"/>
+              <w:bottom w:type="dxa" w:w="80"/>
               <w:right w:type="dxa" w:w="120"/>
             </w:tcMar>
           </w:tcPr>
           <w:p>
-            <w:r>
-              <w:rPr>
-                <w:rFonts w:ascii="Arial" w:cs="Arial" w:eastAsia="Arial" w:hAnsi="Arial"/>
-                <w:sz w:val="20"/>
-                <w:szCs w:val="20"/>
-              </w:rPr>
-              <w:t xml:space="preserve">Mini Lesson: Code Documentation</w:t>
+            <w:pPr>
+              <w:spacing w:after="80" w:before="80"/>
+            </w:pPr>
+            <w:r>
+              <w:rPr>
+                <w:rFonts w:ascii="Arial" w:cs="Arial" w:eastAsia="Arial" w:hAnsi="Arial"/>
+                <w:b/>
+                <w:bCs/>
+                <w:i w:val="false"/>
+                <w:iCs w:val="false"/>
+                <w:color w:val="000000"/>
+                <w:sz w:val="22"/>
+                <w:szCs w:val="22"/>
+              </w:rPr>
+              <w:t xml:space="preserve">Mini Lesson: </w:t>
+            </w:r>
+            <w:r>
+              <w:rPr>
+                <w:rFonts w:ascii="Arial" w:cs="Arial" w:eastAsia="Arial" w:hAnsi="Arial"/>
+                <w:b w:val="false"/>
+                <w:bCs w:val="false"/>
+                <w:i w:val="false"/>
+                <w:iCs w:val="false"/>
+                <w:color w:val="000000"/>
+                <w:sz w:val="22"/>
+                <w:szCs w:val="22"/>
+              </w:rPr>
+              <w:t xml:space="preserve">Code Documentation</w:t>
+            </w:r>
+            <w:r>
+              <w:rPr>
+                <w:rFonts w:ascii="Arial" w:cs="Arial" w:eastAsia="Arial" w:hAnsi="Arial"/>
+                <w:sz w:val="20"/>
+                <w:szCs w:val="20"/>
+              </w:rPr>
+              <w:br/>
+              <w:t xml:space="preserve"/>
+            </w:r>
+            <w:r>
+              <w:rPr>
+                <w:rFonts w:ascii="Arial" w:cs="Arial" w:eastAsia="Arial" w:hAnsi="Arial"/>
+                <w:sz w:val="20"/>
+                <w:szCs w:val="20"/>
+              </w:rPr>
+              <w:br/>
+              <w:t xml:space="preserve"/>
+            </w:r>
+            <w:r>
+              <w:rPr>
+                <w:rFonts w:ascii="Arial" w:cs="Arial" w:eastAsia="Arial" w:hAnsi="Arial"/>
+                <w:b/>
+                <w:bCs/>
+                <w:i/>
+                <w:iCs/>
+                <w:color w:val="000000"/>
+                <w:sz w:val="20"/>
+                <w:szCs w:val="20"/>
+              </w:rPr>
+              <w:t xml:space="preserve">Learning Target: </w:t>
+            </w:r>
+            <w:r>
+              <w:rPr>
+                <w:rFonts w:ascii="Arial" w:cs="Arial" w:eastAsia="Arial" w:hAnsi="Arial"/>
+                <w:b w:val="false"/>
+                <w:bCs w:val="false"/>
+                <w:i/>
+                <w:iCs/>
+                <w:color w:val="333333"/>
+                <w:sz w:val="20"/>
+                <w:szCs w:val="20"/>
+              </w:rPr>
+              <w:t xml:space="preserve">I can write clear comments, docstrings, and follow naming conventions.</w:t>
+            </w:r>
+            <w:r>
+              <w:rPr>
+                <w:rFonts w:ascii="Arial" w:cs="Arial" w:eastAsia="Arial" w:hAnsi="Arial"/>
+                <w:sz w:val="20"/>
+                <w:szCs w:val="20"/>
+              </w:rPr>
+              <w:br/>
+              <w:t xml:space="preserve"/>
+            </w:r>
+            <w:r>
+              <w:rPr>
+                <w:rFonts w:ascii="Arial" w:cs="Arial" w:eastAsia="Arial" w:hAnsi="Arial"/>
+                <w:sz w:val="20"/>
+                <w:szCs w:val="20"/>
+              </w:rPr>
+              <w:br/>
+              <w:t xml:space="preserve"/>
+            </w:r>
+            <w:r>
+              <w:rPr>
+                <w:rFonts w:ascii="Arial" w:cs="Arial" w:eastAsia="Arial" w:hAnsi="Arial"/>
+                <w:b w:val="false"/>
+                <w:bCs w:val="false"/>
+                <w:i w:val="false"/>
+                <w:iCs w:val="false"/>
+                <w:color w:val="000000"/>
+                <w:sz w:val="20"/>
+                <w:szCs w:val="20"/>
+              </w:rPr>
+              <w:t xml:space="preserve">Documentation helps others (and your future self) understand your code. Three types:</w:t>
+            </w:r>
+            <w:r>
+              <w:rPr>
+                <w:rFonts w:ascii="Arial" w:cs="Arial" w:eastAsia="Arial" w:hAnsi="Arial"/>
+                <w:sz w:val="20"/>
+                <w:szCs w:val="20"/>
+              </w:rPr>
+              <w:br/>
+              <w:t xml:space="preserve"/>
+            </w:r>
+            <w:r>
+              <w:rPr>
+                <w:rFonts w:ascii="Arial" w:cs="Arial" w:eastAsia="Arial" w:hAnsi="Arial"/>
+                <w:b w:val="false"/>
+                <w:bCs w:val="false"/>
+                <w:i w:val="false"/>
+                <w:iCs w:val="false"/>
+                <w:color w:val="000000"/>
+                <w:sz w:val="20"/>
+                <w:szCs w:val="20"/>
+              </w:rPr>
+              <w:t xml:space="preserve">1. Comments (#) explain WHY you did something, not what you did. If the code is clear, you don't need comments. If it's complex, explain the reasoning.</w:t>
+            </w:r>
+            <w:r>
+              <w:rPr>
+                <w:rFonts w:ascii="Arial" w:cs="Arial" w:eastAsia="Arial" w:hAnsi="Arial"/>
+                <w:sz w:val="20"/>
+                <w:szCs w:val="20"/>
+              </w:rPr>
+              <w:br/>
+              <w:t xml:space="preserve"/>
+            </w:r>
+            <w:r>
+              <w:rPr>
+                <w:rFonts w:ascii="Arial" w:cs="Arial" w:eastAsia="Arial" w:hAnsi="Arial"/>
+                <w:sz w:val="20"/>
+                <w:szCs w:val="20"/>
+              </w:rPr>
+              <w:br/>
+              <w:t xml:space="preserve"/>
+            </w:r>
+            <w:r>
+              <w:rPr>
+                <w:rFonts w:ascii="Arial" w:cs="Arial" w:eastAsia="Arial" w:hAnsi="Arial"/>
+                <w:b/>
+                <w:bCs/>
+                <w:i w:val="false"/>
+                <w:iCs w:val="false"/>
+                <w:color w:val="000000"/>
+                <w:sz w:val="20"/>
+                <w:szCs w:val="20"/>
+              </w:rPr>
+              <w:t xml:space="preserve">Vocabulary: </w:t>
+            </w:r>
+            <w:r>
+              <w:rPr>
+                <w:rFonts w:ascii="Arial" w:cs="Arial" w:eastAsia="Arial" w:hAnsi="Arial"/>
+                <w:b w:val="false"/>
+                <w:bCs w:val="false"/>
+                <w:i w:val="false"/>
+                <w:iCs w:val="false"/>
+                <w:color w:val="000000"/>
+                <w:sz w:val="20"/>
+                <w:szCs w:val="20"/>
+              </w:rPr>
+              <w:t xml:space="preserve">Documentation, Comments, Docstrings, Naming conventions</w:t>
+            </w:r>
+            <w:r>
+              <w:rPr>
+                <w:rFonts w:ascii="Arial" w:cs="Arial" w:eastAsia="Arial" w:hAnsi="Arial"/>
+                <w:sz w:val="20"/>
+                <w:szCs w:val="20"/>
+              </w:rPr>
+              <w:br/>
+              <w:t xml:space="preserve"/>
+            </w:r>
+            <w:r>
+              <w:rPr>
+                <w:rFonts w:ascii="Arial" w:cs="Arial" w:eastAsia="Arial" w:hAnsi="Arial"/>
+                <w:sz w:val="20"/>
+                <w:szCs w:val="20"/>
+              </w:rPr>
+              <w:br/>
+              <w:t xml:space="preserve"/>
+            </w:r>
+            <w:r>
+              <w:rPr>
+                <w:rFonts w:ascii="Arial" w:cs="Arial" w:eastAsia="Arial" w:hAnsi="Arial"/>
+                <w:b/>
+                <w:bCs/>
+                <w:i/>
+                <w:iCs/>
+                <w:color w:val="555555"/>
+                <w:sz w:val="20"/>
+                <w:szCs w:val="20"/>
+              </w:rPr>
+              <w:t xml:space="preserve">→ Live Demo — </w:t>
+            </w:r>
+            <w:r>
+              <w:rPr>
+                <w:rFonts w:ascii="Arial" w:cs="Arial" w:eastAsia="Arial" w:hAnsi="Arial"/>
+                <w:b w:val="false"/>
+                <w:bCs w:val="false"/>
+                <w:i/>
+                <w:iCs/>
+                <w:color w:val="555555"/>
+                <w:sz w:val="20"/>
+                <w:szCs w:val="20"/>
+              </w:rPr>
+              <w:t xml:space="preserve">type examples as students follow along in their own editor.</w:t>
+            </w:r>
+            <w:r>
+              <w:rPr>
+                <w:rFonts w:ascii="Arial" w:cs="Arial" w:eastAsia="Arial" w:hAnsi="Arial"/>
+                <w:sz w:val="20"/>
+                <w:szCs w:val="20"/>
+              </w:rPr>
+              <w:br/>
+              <w:t xml:space="preserve"/>
+            </w:r>
+            <w:r>
+              <w:rPr>
+                <w:rFonts w:ascii="Arial" w:cs="Arial" w:eastAsia="Arial" w:hAnsi="Arial"/>
+                <w:b/>
+                <w:bCs/>
+                <w:i/>
+                <w:iCs/>
+                <w:color w:val="555555"/>
+                <w:sz w:val="20"/>
+                <w:szCs w:val="20"/>
+              </w:rPr>
+              <w:t xml:space="preserve">→ Check for Understanding: </w:t>
+            </w:r>
+            <w:r>
+              <w:rPr>
+                <w:rFonts w:ascii="Arial" w:cs="Arial" w:eastAsia="Arial" w:hAnsi="Arial"/>
+                <w:b w:val="false"/>
+                <w:bCs w:val="false"/>
+                <w:i/>
+                <w:iCs/>
+                <w:color w:val="555555"/>
+                <w:sz w:val="20"/>
+                <w:szCs w:val="20"/>
+              </w:rPr>
+              <w:t xml:space="preserve">pause and cold-call: “Can someone explain what we just did in their own words?”</w:t>
             </w:r>
           </w:p>
         </w:tc>
@@ -377,9 +814,9 @@
               <w:right w:val="single" w:color="CCCCCC" w:sz="1"/>
             </w:tcBorders>
             <w:tcMar>
-              <w:top w:type="dxa" w:w="60"/>
+              <w:top w:type="dxa" w:w="80"/>
               <w:left w:type="dxa" w:w="120"/>
-              <w:bottom w:type="dxa" w:w="60"/>
+              <w:bottom w:type="dxa" w:w="80"/>
               <w:right w:type="dxa" w:w="120"/>
             </w:tcMar>
           </w:tcPr>
@@ -406,20 +843,90 @@
               <w:right w:val="single" w:color="CCCCCC" w:sz="1"/>
             </w:tcBorders>
             <w:tcMar>
-              <w:top w:type="dxa" w:w="60"/>
+              <w:top w:type="dxa" w:w="80"/>
               <w:left w:type="dxa" w:w="120"/>
-              <w:bottom w:type="dxa" w:w="60"/>
+              <w:bottom w:type="dxa" w:w="80"/>
               <w:right w:type="dxa" w:w="120"/>
             </w:tcMar>
           </w:tcPr>
           <w:p>
-            <w:r>
-              <w:rPr>
-                <w:rFonts w:ascii="Arial" w:cs="Arial" w:eastAsia="Arial" w:hAnsi="Arial"/>
-                <w:sz w:val="20"/>
-                <w:szCs w:val="20"/>
+            <w:pPr>
+              <w:spacing w:after="80" w:before="80"/>
+            </w:pPr>
+            <w:r>
+              <w:rPr>
+                <w:rFonts w:ascii="Arial" w:cs="Arial" w:eastAsia="Arial" w:hAnsi="Arial"/>
+                <w:b/>
+                <w:bCs/>
+                <w:i w:val="false"/>
+                <w:iCs w:val="false"/>
+                <w:color w:val="000000"/>
+                <w:sz w:val="22"/>
+                <w:szCs w:val="22"/>
               </w:rPr>
               <w:t xml:space="preserve">Guided Practice</w:t>
+            </w:r>
+            <w:r>
+              <w:rPr>
+                <w:rFonts w:ascii="Arial" w:cs="Arial" w:eastAsia="Arial" w:hAnsi="Arial"/>
+                <w:sz w:val="20"/>
+                <w:szCs w:val="20"/>
+              </w:rPr>
+              <w:br/>
+              <w:t xml:space="preserve"/>
+            </w:r>
+            <w:r>
+              <w:rPr>
+                <w:rFonts w:ascii="Arial" w:cs="Arial" w:eastAsia="Arial" w:hAnsi="Arial"/>
+                <w:sz w:val="20"/>
+                <w:szCs w:val="20"/>
+              </w:rPr>
+              <w:br/>
+              <w:t xml:space="preserve"/>
+            </w:r>
+            <w:r>
+              <w:rPr>
+                <w:rFonts w:ascii="Arial" w:cs="Arial" w:eastAsia="Arial" w:hAnsi="Arial"/>
+                <w:b w:val="false"/>
+                <w:bCs w:val="false"/>
+                <w:i w:val="false"/>
+                <w:iCs w:val="false"/>
+                <w:color w:val="000000"/>
+                <w:sz w:val="20"/>
+                <w:szCs w:val="20"/>
+              </w:rPr>
+              <w:t xml:space="preserve">Rewrite this code with better comments and naming:</w:t>
+            </w:r>
+            <w:r>
+              <w:rPr>
+                <w:rFonts w:ascii="Arial" w:cs="Arial" w:eastAsia="Arial" w:hAnsi="Arial"/>
+                <w:sz w:val="20"/>
+                <w:szCs w:val="20"/>
+              </w:rPr>
+              <w:br/>
+              <w:t xml:space="preserve"/>
+            </w:r>
+            <w:r>
+              <w:rPr>
+                <w:rFonts w:ascii="Arial" w:cs="Arial" w:eastAsia="Arial" w:hAnsi="Arial"/>
+                <w:sz w:val="20"/>
+                <w:szCs w:val="20"/>
+              </w:rPr>
+              <w:br/>
+              <w:t xml:space="preserve"/>
+            </w:r>
+            <w:r>
+              <w:rPr>
+                <w:rFonts w:ascii="Arial" w:cs="Arial" w:eastAsia="Arial" w:hAnsi="Arial"/>
+                <w:b w:val="false"/>
+                <w:bCs w:val="false"/>
+                <w:i/>
+                <w:iCs/>
+                <w:color w:val="555555"/>
+                <w:sz w:val="20"/>
+                <w:szCs w:val="20"/>
+              </w:rPr>
+              <w:t xml:space="preserve">→ Teacher models — students try alongside, then compare results.</w:t>
             </w:r>
           </w:p>
         </w:tc>
@@ -435,9 +942,9 @@
               <w:right w:val="single" w:color="CCCCCC" w:sz="1"/>
             </w:tcBorders>
             <w:tcMar>
-              <w:top w:type="dxa" w:w="60"/>
+              <w:top w:type="dxa" w:w="80"/>
               <w:left w:type="dxa" w:w="120"/>
-              <w:bottom w:type="dxa" w:w="60"/>
+              <w:bottom w:type="dxa" w:w="80"/>
               <w:right w:type="dxa" w:w="120"/>
             </w:tcMar>
           </w:tcPr>
@@ -450,7 +957,7 @@
                 <w:sz w:val="20"/>
                 <w:szCs w:val="20"/>
               </w:rPr>
-              <w:t xml:space="preserve">15-20 min</w:t>
+              <w:t xml:space="preserve">15–20 min</w:t>
             </w:r>
           </w:p>
         </w:tc>
@@ -464,20 +971,164 @@
               <w:right w:val="single" w:color="CCCCCC" w:sz="1"/>
             </w:tcBorders>
             <w:tcMar>
-              <w:top w:type="dxa" w:w="60"/>
+              <w:top w:type="dxa" w:w="80"/>
               <w:left w:type="dxa" w:w="120"/>
-              <w:bottom w:type="dxa" w:w="60"/>
+              <w:bottom w:type="dxa" w:w="80"/>
               <w:right w:type="dxa" w:w="120"/>
             </w:tcMar>
           </w:tcPr>
           <w:p>
-            <w:r>
-              <w:rPr>
-                <w:rFonts w:ascii="Arial" w:cs="Arial" w:eastAsia="Arial" w:hAnsi="Arial"/>
-                <w:sz w:val="20"/>
-                <w:szCs w:val="20"/>
+            <w:pPr>
+              <w:spacing w:after="80" w:before="80"/>
+            </w:pPr>
+            <w:r>
+              <w:rPr>
+                <w:rFonts w:ascii="Arial" w:cs="Arial" w:eastAsia="Arial" w:hAnsi="Arial"/>
+                <w:b/>
+                <w:bCs/>
+                <w:i w:val="false"/>
+                <w:iCs w:val="false"/>
+                <w:color w:val="000000"/>
+                <w:sz w:val="22"/>
+                <w:szCs w:val="22"/>
               </w:rPr>
               <w:t xml:space="preserve">Independent Practice / Code Along</w:t>
+            </w:r>
+            <w:r>
+              <w:rPr>
+                <w:rFonts w:ascii="Arial" w:cs="Arial" w:eastAsia="Arial" w:hAnsi="Arial"/>
+                <w:sz w:val="20"/>
+                <w:szCs w:val="20"/>
+              </w:rPr>
+              <w:br/>
+              <w:t xml:space="preserve"/>
+            </w:r>
+            <w:r>
+              <w:rPr>
+                <w:rFonts w:ascii="Arial" w:cs="Arial" w:eastAsia="Arial" w:hAnsi="Arial"/>
+                <w:b/>
+                <w:bCs/>
+                <w:i w:val="false"/>
+                <w:iCs w:val="false"/>
+                <w:color w:val="000000"/>
+                <w:sz w:val="20"/>
+                <w:szCs w:val="20"/>
+              </w:rPr>
+              <w:t xml:space="preserve">    Beginner: </w:t>
+            </w:r>
+            <w:r>
+              <w:rPr>
+                <w:rFonts w:ascii="Arial" w:cs="Arial" w:eastAsia="Arial" w:hAnsi="Arial"/>
+                <w:b w:val="false"/>
+                <w:bCs w:val="false"/>
+                <w:i w:val="false"/>
+                <w:iCs w:val="false"/>
+                <w:color w:val="000000"/>
+                <w:sz w:val="20"/>
+                <w:szCs w:val="20"/>
+              </w:rPr>
+              <w:t xml:space="preserve">Add docstrings to three simple functions (e.g., add(), subtract(), multiply()).</w:t>
+            </w:r>
+            <w:r>
+              <w:rPr>
+                <w:rFonts w:ascii="Arial" w:cs="Arial" w:eastAsia="Arial" w:hAnsi="Arial"/>
+                <w:sz w:val="20"/>
+                <w:szCs w:val="20"/>
+              </w:rPr>
+              <w:br/>
+              <w:t xml:space="preserve"/>
+            </w:r>
+            <w:r>
+              <w:rPr>
+                <w:rFonts w:ascii="Arial" w:cs="Arial" w:eastAsia="Arial" w:hAnsi="Arial"/>
+                <w:b/>
+                <w:bCs/>
+                <w:i w:val="false"/>
+                <w:iCs w:val="false"/>
+                <w:color w:val="000000"/>
+                <w:sz w:val="20"/>
+                <w:szCs w:val="20"/>
+              </w:rPr>
+              <w:t xml:space="preserve">    Intermediate: </w:t>
+            </w:r>
+            <w:r>
+              <w:rPr>
+                <w:rFonts w:ascii="Arial" w:cs="Arial" w:eastAsia="Arial" w:hAnsi="Arial"/>
+                <w:b w:val="false"/>
+                <w:bCs w:val="false"/>
+                <w:i w:val="false"/>
+                <w:iCs w:val="false"/>
+                <w:color w:val="000000"/>
+                <w:sz w:val="20"/>
+                <w:szCs w:val="20"/>
+              </w:rPr>
+              <w:t xml:space="preserve">Write a program that calculates BMI. Include:    - Clear variable names    - Meaningful comments (explaining logic, not just what code does)…</w:t>
+            </w:r>
+            <w:r>
+              <w:rPr>
+                <w:rFonts w:ascii="Arial" w:cs="Arial" w:eastAsia="Arial" w:hAnsi="Arial"/>
+                <w:sz w:val="20"/>
+                <w:szCs w:val="20"/>
+              </w:rPr>
+              <w:br/>
+              <w:t xml:space="preserve"/>
+            </w:r>
+            <w:r>
+              <w:rPr>
+                <w:rFonts w:ascii="Arial" w:cs="Arial" w:eastAsia="Arial" w:hAnsi="Arial"/>
+                <w:b/>
+                <w:bCs/>
+                <w:i w:val="false"/>
+                <w:iCs w:val="false"/>
+                <w:color w:val="000000"/>
+                <w:sz w:val="20"/>
+                <w:szCs w:val="20"/>
+              </w:rPr>
+              <w:t xml:space="preserve">    Challenge: </w:t>
+            </w:r>
+            <w:r>
+              <w:rPr>
+                <w:rFonts w:ascii="Arial" w:cs="Arial" w:eastAsia="Arial" w:hAnsi="Arial"/>
+                <w:b w:val="false"/>
+                <w:bCs w:val="false"/>
+                <w:i w:val="false"/>
+                <w:iCs w:val="false"/>
+                <w:color w:val="000000"/>
+                <w:sz w:val="20"/>
+                <w:szCs w:val="20"/>
+              </w:rPr>
+              <w:t xml:space="preserve">Take a piece of code from an earlier unit and improve its documentation. ---</w:t>
+            </w:r>
+            <w:r>
+              <w:rPr>
+                <w:rFonts w:ascii="Arial" w:cs="Arial" w:eastAsia="Arial" w:hAnsi="Arial"/>
+                <w:sz w:val="20"/>
+                <w:szCs w:val="20"/>
+              </w:rPr>
+              <w:br/>
+              <w:t xml:space="preserve"/>
+            </w:r>
+            <w:r>
+              <w:rPr>
+                <w:rFonts w:ascii="Arial" w:cs="Arial" w:eastAsia="Arial" w:hAnsi="Arial"/>
+                <w:sz w:val="20"/>
+                <w:szCs w:val="20"/>
+              </w:rPr>
+              <w:br/>
+              <w:t xml:space="preserve"/>
+            </w:r>
+            <w:r>
+              <w:rPr>
+                <w:rFonts w:ascii="Arial" w:cs="Arial" w:eastAsia="Arial" w:hAnsi="Arial"/>
+                <w:b w:val="false"/>
+                <w:bCs w:val="false"/>
+                <w:i/>
+                <w:iCs/>
+                <w:color w:val="555555"/>
+                <w:sz w:val="20"/>
+                <w:szCs w:val="20"/>
+              </w:rPr>
+              <w:t xml:space="preserve">→ Teacher circulates — offer hints, check for understanding.</w:t>
             </w:r>
           </w:p>
         </w:tc>
@@ -493,9 +1144,9 @@
               <w:right w:val="single" w:color="CCCCCC" w:sz="1"/>
             </w:tcBorders>
             <w:tcMar>
-              <w:top w:type="dxa" w:w="60"/>
+              <w:top w:type="dxa" w:w="80"/>
               <w:left w:type="dxa" w:w="120"/>
-              <w:bottom w:type="dxa" w:w="60"/>
+              <w:bottom w:type="dxa" w:w="80"/>
               <w:right w:type="dxa" w:w="120"/>
             </w:tcMar>
           </w:tcPr>
@@ -522,20 +1173,90 @@
               <w:right w:val="single" w:color="CCCCCC" w:sz="1"/>
             </w:tcBorders>
             <w:tcMar>
-              <w:top w:type="dxa" w:w="60"/>
+              <w:top w:type="dxa" w:w="80"/>
               <w:left w:type="dxa" w:w="120"/>
-              <w:bottom w:type="dxa" w:w="60"/>
+              <w:bottom w:type="dxa" w:w="80"/>
               <w:right w:type="dxa" w:w="120"/>
             </w:tcMar>
           </w:tcPr>
           <w:p>
-            <w:r>
-              <w:rPr>
-                <w:rFonts w:ascii="Arial" w:cs="Arial" w:eastAsia="Arial" w:hAnsi="Arial"/>
-                <w:sz w:val="20"/>
-                <w:szCs w:val="20"/>
+            <w:pPr>
+              <w:spacing w:after="80" w:before="80"/>
+            </w:pPr>
+            <w:r>
+              <w:rPr>
+                <w:rFonts w:ascii="Arial" w:cs="Arial" w:eastAsia="Arial" w:hAnsi="Arial"/>
+                <w:b/>
+                <w:bCs/>
+                <w:i w:val="false"/>
+                <w:iCs w:val="false"/>
+                <w:color w:val="000000"/>
+                <w:sz w:val="22"/>
+                <w:szCs w:val="22"/>
               </w:rPr>
               <w:t xml:space="preserve">Exit Ticket / Wrap-Up</w:t>
+            </w:r>
+            <w:r>
+              <w:rPr>
+                <w:rFonts w:ascii="Arial" w:cs="Arial" w:eastAsia="Arial" w:hAnsi="Arial"/>
+                <w:sz w:val="20"/>
+                <w:szCs w:val="20"/>
+              </w:rPr>
+              <w:br/>
+              <w:t xml:space="preserve"/>
+            </w:r>
+            <w:r>
+              <w:rPr>
+                <w:rFonts w:ascii="Arial" w:cs="Arial" w:eastAsia="Arial" w:hAnsi="Arial"/>
+                <w:sz w:val="20"/>
+                <w:szCs w:val="20"/>
+              </w:rPr>
+              <w:br/>
+              <w:t xml:space="preserve"/>
+            </w:r>
+            <w:r>
+              <w:rPr>
+                <w:rFonts w:ascii="Arial" w:cs="Arial" w:eastAsia="Arial" w:hAnsi="Arial"/>
+                <w:b w:val="false"/>
+                <w:bCs w:val="false"/>
+                <w:i w:val="false"/>
+                <w:iCs w:val="false"/>
+                <w:color w:val="000000"/>
+                <w:sz w:val="20"/>
+                <w:szCs w:val="20"/>
+              </w:rPr>
+              <w:t xml:space="preserve">Quick Check: Write clear comments, docstrings, and follow naming conventions?</w:t>
+            </w:r>
+            <w:r>
+              <w:rPr>
+                <w:rFonts w:ascii="Arial" w:cs="Arial" w:eastAsia="Arial" w:hAnsi="Arial"/>
+                <w:sz w:val="20"/>
+                <w:szCs w:val="20"/>
+              </w:rPr>
+              <w:br/>
+              <w:t xml:space="preserve"/>
+            </w:r>
+            <w:r>
+              <w:rPr>
+                <w:rFonts w:ascii="Arial" w:cs="Arial" w:eastAsia="Arial" w:hAnsi="Arial"/>
+                <w:sz w:val="20"/>
+                <w:szCs w:val="20"/>
+              </w:rPr>
+              <w:br/>
+              <w:t xml:space="preserve"/>
+            </w:r>
+            <w:r>
+              <w:rPr>
+                <w:rFonts w:ascii="Arial" w:cs="Arial" w:eastAsia="Arial" w:hAnsi="Arial"/>
+                <w:b w:val="false"/>
+                <w:bCs w:val="false"/>
+                <w:i/>
+                <w:iCs/>
+                <w:color w:val="555555"/>
+                <w:sz w:val="20"/>
+                <w:szCs w:val="20"/>
+              </w:rPr>
+              <w:t xml:space="preserve">→ 3–2–1: Name 3 things learned, 2 new vocab words, 1 question you still have.</w:t>
             </w:r>
           </w:p>
         </w:tc>
@@ -723,19 +1444,6 @@
                 <w:sz w:val="18"/>
                 <w:szCs w:val="18"/>
               </w:rPr>
-              <w:t xml:space="preserve"># BAD: Comments just restate the code</w:t>
-            </w:r>
-          </w:p>
-          <w:p>
-            <w:pPr>
-              <w:spacing w:after="20"/>
-            </w:pPr>
-            <w:r>
-              <w:rPr>
-                <w:rFonts w:ascii="Courier New" w:cs="Courier New" w:eastAsia="Courier New" w:hAnsi="Courier New"/>
-                <w:sz w:val="18"/>
-                <w:szCs w:val="18"/>
-              </w:rPr>
               <w:t xml:space="preserve">x = 10  # x is 10</w:t>
             </w:r>
           </w:p>
@@ -788,20 +1496,20 @@
                 <w:sz w:val="18"/>
                 <w:szCs w:val="18"/>
               </w:rPr>
-              <w:t xml:space="preserve"># GOOD: Comments explain why</w:t>
-            </w:r>
-          </w:p>
-          <w:p>
-            <w:pPr>
-              <w:spacing w:after="20"/>
-            </w:pPr>
-            <w:r>
-              <w:rPr>
-                <w:rFonts w:ascii="Courier New" w:cs="Courier New" w:eastAsia="Courier New" w:hAnsi="Courier New"/>
-                <w:sz w:val="18"/>
-                <w:szCs w:val="18"/>
-              </w:rPr>
-              <w:t xml:space="preserve"># Using separate variables for readability</w:t>
+              <w:t xml:space="preserve"> </w:t>
+            </w:r>
+          </w:p>
+          <w:p>
+            <w:pPr>
+              <w:spacing w:after="20"/>
+            </w:pPr>
+            <w:r>
+              <w:rPr>
+                <w:rFonts w:ascii="Courier New" w:cs="Courier New" w:eastAsia="Courier New" w:hAnsi="Courier New"/>
+                <w:sz w:val="18"/>
+                <w:szCs w:val="18"/>
+              </w:rPr>
+              <w:t xml:space="preserve"> </w:t>
             </w:r>
           </w:p>
           <w:p>
@@ -866,7 +1574,7 @@
                 <w:sz w:val="18"/>
                 <w:szCs w:val="18"/>
               </w:rPr>
-              <w:t xml:space="preserve"># Example: Docstring</w:t>
+              <w:t xml:space="preserve"> </w:t>
             </w:r>
           </w:p>
           <w:p>
@@ -1061,20 +1769,20 @@
                 <w:sz w:val="18"/>
                 <w:szCs w:val="18"/>
               </w:rPr>
-              <w:t xml:space="preserve"># Example: Good naming</w:t>
-            </w:r>
-          </w:p>
-          <w:p>
-            <w:pPr>
-              <w:spacing w:after="20"/>
-            </w:pPr>
-            <w:r>
-              <w:rPr>
-                <w:rFonts w:ascii="Courier New" w:cs="Courier New" w:eastAsia="Courier New" w:hAnsi="Courier New"/>
-                <w:sz w:val="18"/>
-                <w:szCs w:val="18"/>
-              </w:rPr>
-              <w:t xml:space="preserve"># GOOD</w:t>
+              <w:t xml:space="preserve"> </w:t>
+            </w:r>
+          </w:p>
+          <w:p>
+            <w:pPr>
+              <w:spacing w:after="20"/>
+            </w:pPr>
+            <w:r>
+              <w:rPr>
+                <w:rFonts w:ascii="Courier New" w:cs="Courier New" w:eastAsia="Courier New" w:hAnsi="Courier New"/>
+                <w:sz w:val="18"/>
+                <w:szCs w:val="18"/>
+              </w:rPr>
+              <w:t xml:space="preserve"> </w:t>
             </w:r>
           </w:p>
           <w:p>
@@ -1139,7 +1847,7 @@
                 <w:sz w:val="18"/>
                 <w:szCs w:val="18"/>
               </w:rPr>
-              <w:t xml:space="preserve"># BAD (unclear)</w:t>
+              <w:t xml:space="preserve"> </w:t>
             </w:r>
           </w:p>
           <w:p>
@@ -1232,19 +1940,6 @@
                 <w:sz w:val="18"/>
                 <w:szCs w:val="18"/>
               </w:rPr>
-              <w:t xml:space="preserve"># Calculate average</w:t>
-            </w:r>
-          </w:p>
-          <w:p>
-            <w:pPr>
-              <w:spacing w:after="20"/>
-            </w:pPr>
-            <w:r>
-              <w:rPr>
-                <w:rFonts w:ascii="Courier New" w:cs="Courier New" w:eastAsia="Courier New" w:hAnsi="Courier New"/>
-                <w:sz w:val="18"/>
-                <w:szCs w:val="18"/>
-              </w:rPr>
               <w:t xml:space="preserve">s1 = 85</w:t>
             </w:r>
           </w:p>
@@ -1863,76 +2558,7 @@
           <w:sz w:val="20"/>
           <w:szCs w:val="20"/>
         </w:rPr>
-        <w:t xml:space="preserve">Challenge: Take a piece of code from an earlier unit and improve its documentation. &lt;details&gt; &lt;summary&gt;✅ Sample Answers&lt;/summary&gt;</w:t>
-      </w:r>
-    </w:p>
-    <w:p>
-      <w:pPr>
-        <w:spacing w:after="80"/>
-      </w:pPr>
-      <w:r>
-        <w:rPr>
-          <w:rFonts w:ascii="Arial" w:cs="Arial" w:eastAsia="Arial" w:hAnsi="Arial"/>
-          <w:b/>
-          <w:bCs/>
-          <w:sz w:val="20"/>
-          <w:szCs w:val="20"/>
-        </w:rPr>
-        <w:t xml:space="preserve">Problem 4: </w:t>
-      </w:r>
-      <w:r>
-        <w:rPr>
-          <w:rFonts w:ascii="Arial" w:cs="Arial" w:eastAsia="Arial" w:hAnsi="Arial"/>
-          <w:sz w:val="20"/>
-          <w:szCs w:val="20"/>
-        </w:rPr>
-        <w:t xml:space="preserve">:</w:t>
-      </w:r>
-    </w:p>
-    <w:p>
-      <w:pPr>
-        <w:spacing w:after="80"/>
-      </w:pPr>
-      <w:r>
-        <w:rPr>
-          <w:rFonts w:ascii="Arial" w:cs="Arial" w:eastAsia="Arial" w:hAnsi="Arial"/>
-          <w:b/>
-          <w:bCs/>
-          <w:sz w:val="20"/>
-          <w:szCs w:val="20"/>
-        </w:rPr>
-        <w:t xml:space="preserve">Problem 5: </w:t>
-      </w:r>
-      <w:r>
-        <w:rPr>
-          <w:rFonts w:ascii="Arial" w:cs="Arial" w:eastAsia="Arial" w:hAnsi="Arial"/>
-          <w:sz w:val="20"/>
-          <w:szCs w:val="20"/>
-        </w:rPr>
-        <w:t xml:space="preserve">:</w:t>
-      </w:r>
-    </w:p>
-    <w:p>
-      <w:pPr>
-        <w:spacing w:after="80"/>
-      </w:pPr>
-      <w:r>
-        <w:rPr>
-          <w:rFonts w:ascii="Arial" w:cs="Arial" w:eastAsia="Arial" w:hAnsi="Arial"/>
-          <w:b/>
-          <w:bCs/>
-          <w:sz w:val="20"/>
-          <w:szCs w:val="20"/>
-        </w:rPr>
-        <w:t xml:space="preserve">Problem 6: </w:t>
-      </w:r>
-      <w:r>
-        <w:rPr>
-          <w:rFonts w:ascii="Arial" w:cs="Arial" w:eastAsia="Arial" w:hAnsi="Arial"/>
-          <w:sz w:val="20"/>
-          <w:szCs w:val="20"/>
-        </w:rPr>
-        <w:t xml:space="preserve">: Improved documentation of previous code. &lt;/details&gt; ---</w:t>
+        <w:t xml:space="preserve">Challenge: Take a piece of code from an earlier unit and improve its documentation. ---</w:t>
       </w:r>
     </w:p>
     <w:p>

--- a/Coding 1 - year/Unit 6 - Debugging and Documentation/Daily Lesson Plans/Word/Day 136.docx
+++ b/Coding 1 - year/Unit 6 - Debugging and Documentation/Daily Lesson Plans/Word/Day 136.docx
@@ -380,7 +380,7 @@
                 <w:sz w:val="20"/>
                 <w:szCs w:val="20"/>
               </w:rPr>
-              <w:t xml:space="preserve">    What do you already know about how to write clear comments, docstrings, and follow naming conventions?</w:t>
+              <w:t xml:space="preserve">    If you had to write clear comments, docstrings, and follow naming conventions, what would be the very first line of code you'd write? Why?</w:t>
             </w:r>
             <w:r>
               <w:rPr>
@@ -477,7 +477,7 @@
                 <w:sz w:val="20"/>
                 <w:szCs w:val="20"/>
               </w:rPr>
-              <w:t xml:space="preserve">Today's Goal: By the end of class you will be able to write clear comments, docstrings, and follow naming conventions.</w:t>
+              <w:t xml:space="preserve">Today’s Goal: By the end of class you will be able to write clear comments, docstrings, and follow naming conventions.</w:t>
             </w:r>
             <w:r>
               <w:rPr>
@@ -1225,7 +1225,7 @@
                 <w:sz w:val="20"/>
                 <w:szCs w:val="20"/>
               </w:rPr>
-              <w:t xml:space="preserve">Quick Check: Write clear comments, docstrings, and follow naming conventions?</w:t>
+              <w:t xml:space="preserve">Without looking at your notes, write pseudocode showing how to write clear comments, docstrings, and follow naming conventions.</w:t>
             </w:r>
             <w:r>
               <w:rPr>

--- a/Coding 1 - year/Unit 6 - Debugging and Documentation/Daily Lesson Plans/Word/Day 136.docx
+++ b/Coding 1 - year/Unit 6 - Debugging and Documentation/Daily Lesson Plans/Word/Day 136.docx
@@ -676,6 +676,103 @@
                 <w:szCs w:val="20"/>
               </w:rPr>
               <w:t xml:space="preserve">1. Comments (#) explain WHY you did something, not what you did. If the code is clear, you don't need comments. If it's complex, explain the reasoning.</w:t>
+            </w:r>
+            <w:r>
+              <w:rPr>
+                <w:rFonts w:ascii="Arial" w:cs="Arial" w:eastAsia="Arial" w:hAnsi="Arial"/>
+                <w:sz w:val="20"/>
+                <w:szCs w:val="20"/>
+              </w:rPr>
+              <w:br/>
+              <w:t xml:space="preserve"/>
+            </w:r>
+            <w:r>
+              <w:rPr>
+                <w:rFonts w:ascii="Arial" w:cs="Arial" w:eastAsia="Arial" w:hAnsi="Arial"/>
+                <w:sz w:val="20"/>
+                <w:szCs w:val="20"/>
+              </w:rPr>
+              <w:br/>
+              <w:t xml:space="preserve"/>
+            </w:r>
+            <w:r>
+              <w:rPr>
+                <w:rFonts w:ascii="Arial" w:cs="Arial" w:eastAsia="Arial" w:hAnsi="Arial"/>
+                <w:b/>
+                <w:bCs/>
+                <w:i w:val="false"/>
+                <w:iCs w:val="false"/>
+                <w:color w:val="000000"/>
+                <w:sz w:val="20"/>
+                <w:szCs w:val="20"/>
+              </w:rPr>
+              <w:t xml:space="preserve">Key Concepts:</w:t>
+            </w:r>
+            <w:r>
+              <w:rPr>
+                <w:rFonts w:ascii="Arial" w:cs="Arial" w:eastAsia="Arial" w:hAnsi="Arial"/>
+                <w:sz w:val="20"/>
+                <w:szCs w:val="20"/>
+              </w:rPr>
+              <w:br/>
+              <w:t xml:space="preserve"/>
+            </w:r>
+            <w:r>
+              <w:rPr>
+                <w:rFonts w:ascii="Arial" w:cs="Arial" w:eastAsia="Arial" w:hAnsi="Arial"/>
+                <w:b w:val="false"/>
+                <w:bCs w:val="false"/>
+                <w:i w:val="false"/>
+                <w:iCs w:val="false"/>
+                <w:color w:val="000000"/>
+                <w:sz w:val="20"/>
+                <w:szCs w:val="20"/>
+              </w:rPr>
+              <w:t xml:space="preserve">    • Comments (#) explain WHY you did something, not what you did. If the code is clear, you don't need comments. If it's complex, explain the reasoning.</w:t>
+            </w:r>
+            <w:r>
+              <w:rPr>
+                <w:rFonts w:ascii="Arial" w:cs="Arial" w:eastAsia="Arial" w:hAnsi="Arial"/>
+                <w:sz w:val="20"/>
+                <w:szCs w:val="20"/>
+              </w:rPr>
+              <w:br/>
+              <w:t xml:space="preserve"/>
+            </w:r>
+            <w:r>
+              <w:rPr>
+                <w:rFonts w:ascii="Arial" w:cs="Arial" w:eastAsia="Arial" w:hAnsi="Arial"/>
+                <w:b w:val="false"/>
+                <w:bCs w:val="false"/>
+                <w:i w:val="false"/>
+                <w:iCs w:val="false"/>
+                <w:color w:val="000000"/>
+                <w:sz w:val="20"/>
+                <w:szCs w:val="20"/>
+              </w:rPr>
+              <w:t xml:space="preserve">    • Docstrings (triple quotes) describe what a function does, what parameters it takes, and what it returns. They go right after the function definition.</w:t>
+            </w:r>
+            <w:r>
+              <w:rPr>
+                <w:rFonts w:ascii="Arial" w:cs="Arial" w:eastAsia="Arial" w:hAnsi="Arial"/>
+                <w:sz w:val="20"/>
+                <w:szCs w:val="20"/>
+              </w:rPr>
+              <w:br/>
+              <w:t xml:space="preserve"/>
+            </w:r>
+            <w:r>
+              <w:rPr>
+                <w:rFonts w:ascii="Arial" w:cs="Arial" w:eastAsia="Arial" w:hAnsi="Arial"/>
+                <w:b w:val="false"/>
+                <w:bCs w:val="false"/>
+                <w:i w:val="false"/>
+                <w:iCs w:val="false"/>
+                <w:color w:val="000000"/>
+                <w:sz w:val="20"/>
+                <w:szCs w:val="20"/>
+              </w:rPr>
+              <w:t xml:space="preserve">    • Naming conventions make code readable:</w:t>
             </w:r>
             <w:r>
               <w:rPr>
